--- a/예선제출/레드투그린_BaseKit3-7_기획본.docx
+++ b/예선제출/레드투그린_BaseKit3-7_기획본.docx
@@ -54,7 +54,7 @@
           <w:sz w:val="18"/>
           <w:szCs w:val="18"/>
         </w:rPr>
-        <w:t xml:space="preserve">본 문서는 본선에서 각 BaseKit 항목을 어떻게 수행할지에 대한 “계획”(Part A)만 담고 있으며, 실제 수행 결과·검증 내용(Part B 이후)은 포함하지 않습니다. 대회 BaseKit 실물 양식은 아직 확보하지 못해, 챕터는 공식 명칭(BK03 투명성 · BK04 데이터 · BK05 모델 · BK06 인간 감독 · BK07 운영·모니터링)과 순서를 따르고 하위 항목 구성은 팀이 구성했습니다.</w:t>
+        <w:t xml:space="preserve">본 문서는 본선에서 각 BaseKit 항목을 어떻게 수행할지에 대한 계획(Part A)만 담고 있으며, 실제 수행 결과·검증 내용(Part B 이후)은 포함하지 않습니다. 대회 BaseKit 실물 양식은 아직 확보하지 못해, 챕터는 공식 명칭(BK03 투명성 · BK04 데이터 · BK05 모델 · BK06 인간 감독 · BK07 운영·모니터링)과 순서를 따르고 하위 항목 구성은 팀이 구성했습니다.</w:t>
       </w:r>
     </w:p>
     <w:p>
@@ -420,7 +420,7 @@
                 <w:sz w:val="19"/>
                 <w:szCs w:val="19"/>
               </w:rPr>
-              <w:t xml:space="preserve">클릭베이트 탐지 Agent — “뉴스 콘텐츠 신뢰성 수호 멀티에이전트 시스템”(가칭)의 ① 구성요소. 기사 제목과 본문이 일치하는지, 본문이 하나의 주제로 일관되는지 판단하고 근거를 제시</w:t>
+              <w:t xml:space="preserve">클릭베이트 탐지 Agent, 뉴스 콘텐츠 신뢰성 수호 멀티에이전트 시스템(가칭)의 ① 구성요소. 기사 제목과 본문이 일치하는지, 본문이 하나의 주제로 일관되는지 판단하고 근거를 제시</w:t>
             </w:r>
           </w:p>
         </w:tc>
@@ -1486,7 +1486,7 @@
         <w:rPr>
           <w:rFonts w:ascii="맑은 고딕" w:cs="맑은 고딕" w:eastAsia="맑은 고딕" w:hAnsi="맑은 고딕"/>
         </w:rPr>
-        <w:t xml:space="preserve">모든 “클릭베이트” 판정에는 근거(제목-본문 불일치 또는 주제 이탈 구간)를 원문 문장 번호 인용 형태로 상시 공개한다</w:t>
+        <w:t xml:space="preserve">모든 클릭베이트 판정에는 근거(제목-본문 불일치 또는 주제 이탈 구간)를 원문 문장 번호 인용 형태로 상시 공개한다</w:t>
       </w:r>
     </w:p>
     <w:p>
@@ -1518,7 +1518,7 @@
         <w:rPr>
           <w:rFonts w:ascii="맑은 고딕" w:cs="맑은 고딕" w:eastAsia="맑은 고딕" w:hAnsi="맑은 고딕"/>
         </w:rPr>
-        <w:t xml:space="preserve">모든 판정 화면에 고지 문구를 표시한다: “본 판단은 제목-본문 일치성과 본문 주제 일관성에 한하며 본문 내용의 사실 여부는 검증하지 않음”(RISK-07)</w:t>
+        <w:t xml:space="preserve">모든 판정 화면에 고지 문구를 표시한다: 본 판단은 제목-본문 일치성과 본문 주제 일관성에 한하며 본문 내용의 사실 여부는 검증하지 않음(RISK-07)</w:t>
       </w:r>
     </w:p>
     <w:p>
@@ -1633,7 +1633,7 @@
           <w:b/>
           <w:bCs/>
         </w:rPr>
-        <w:t xml:space="preserve">TLD-01 · AI 사용 사실 고지 (AI 기본법 제31조) — 대응: IMPACT-07, RISK-07, RISK-15</w:t>
+        <w:t xml:space="preserve">TLD-01 · AI 사용 사실 고지 (AI 기본법 제31조), 대응: IMPACT-07, RISK-07, RISK-15</w:t>
       </w:r>
     </w:p>
     <w:tbl>
@@ -1853,7 +1853,7 @@
                 <w:sz w:val="19"/>
                 <w:szCs w:val="19"/>
               </w:rPr>
-              <w:t xml:space="preserve">검토자·작성자용: “이 판단은 AI(A.X 4.0 Light 기반)가 제목과 본문의 일치성, 본문의 주제 일관성만 보고 낸 참고 의견입니다. 기사 내용의 사실 여부는 검증하지 않으며, 최종 결정은 검토자가 합니다.” 독자용: “제목과 본문 내용에 차이가 있다고 AI가 판단했고 검토자가 확인해 이 표시를 붙였습니다.” 쉬운 말로 쓰고 스크린 리더용 대체 텍스트를 제공한다. 서비스 대상 기사가 한국어라 한국어를 기본으로 한다</w:t>
+              <w:t xml:space="preserve">검토자·작성자용: 이 판단은 AI(A.X 4.0 Light 기반)가 제목과 본문의 일치성, 본문의 주제 일관성만 보고 낸 참고 의견입니다. 기사 내용의 사실 여부는 검증하지 않으며, 최종 결정은 검토자가 합니다. 독자용: 제목과 본문 내용에 차이가 있다고 AI가 판단했고 검토자가 확인해 이 표시를 붙였습니다. 쉬운 말로 쓰고 스크린 리더용 대체 텍스트를 제공한다. 서비스 대상 기사가 한국어라 한국어를 기본으로 한다</w:t>
             </w:r>
           </w:p>
         </w:tc>
@@ -2035,7 +2035,7 @@
           <w:b/>
           <w:bCs/>
         </w:rPr>
-        <w:t xml:space="preserve">TLD-02 · 설명 요청과 이의제기 경로 — 대응: IMPACT-02, RISK-02</w:t>
+        <w:t xml:space="preserve">TLD-02 · 설명 요청과 이의제기 경로, 대응: IMPACT-02, RISK-02</w:t>
       </w:r>
     </w:p>
     <w:tbl>
@@ -2153,7 +2153,7 @@
                 <w:sz w:val="19"/>
                 <w:szCs w:val="19"/>
               </w:rPr>
-              <w:t xml:space="preserve">작성자·대상 기업이 이의제기 접수 채널(플랫폼 양식 또는 이메일)로 요청 → 검토자(운영팀)가 1차 응답 → 판단이 갈리면 AI기획자가 에스컬레이션 처리(BaseKit 6 §6-3)</w:t>
+              <w:t xml:space="preserve">작성자·대상 기업이 이의제기 접수 채널(플랫폼 양식 또는 이메일)로 요청하면 검토자(운영팀)가 1차 응답하고, 판단이 갈리면 AI기획자가 에스컬레이션 처리(BaseKit 6 §6-3)</w:t>
             </w:r>
           </w:p>
         </w:tc>
@@ -2414,7 +2414,7 @@
         <w:rPr>
           <w:rFonts w:ascii="맑은 고딕" w:cs="맑은 고딕" w:eastAsia="맑은 고딕" w:hAnsi="맑은 고딕"/>
         </w:rPr>
-        <w:t xml:space="preserve">본 장의 상세(§4-1~4-9)를 아래 자산 단위로 요약한 계획이다. 수치 기준 중 근거가 적힌 것은 공식 문서·통계 공식에서 나온 것이고, ‘가정’은 팀이 시험 기준으로 둔 초안이다.</w:t>
+        <w:t xml:space="preserve">본 장의 상세(§4-1~4-9)를 아래 자산 단위로 요약한 계획이다. 수치 기준 중 근거가 적힌 것은 공식 문서·통계 공식에서 나온 것이고, 가정은 팀이 시험 기준으로 둔 초안이다.</w:t>
       </w:r>
     </w:p>
     <w:tbl>
@@ -4569,7 +4569,7 @@
                 <w:sz w:val="19"/>
                 <w:szCs w:val="19"/>
               </w:rPr>
-              <w:t xml:space="preserve">메인 데이터. 한국어 클릭베이트 탐지, 제목-본문 불일치 판단의 학습 보조·보정·평가에 사용. AI-Hub 소개 기준으로 “제목과 본문의 불일치 기사”(Part1)와 “본문의 도메인 일관성 부족 기사”(Part2) 두 부분으로 구성</w:t>
+              <w:t xml:space="preserve">메인 데이터. 한국어 클릭베이트 탐지, 제목-본문 불일치 판단의 학습 보조·보정·평가에 사용. AI-Hub 소개 기준으로 제목과 본문의 불일치 기사(Part1)와 본문의 도메인 일관성 부족 기사(Part2) 두 부분으로 구성</w:t>
             </w:r>
           </w:p>
         </w:tc>
@@ -4671,7 +4671,7 @@
                 <w:sz w:val="19"/>
                 <w:szCs w:val="19"/>
               </w:rPr>
-              <w:t xml:space="preserve">중앙일보 외 13개를 포함한 14개 언론사가 2006~2022년에 보도한 정치·경제·사회·생활&amp;문화·IT&amp;과학·세계·연예 7개 카테고리 기사를 저작권 이용 허락을 받아 수집(원시 804,127건 → 정제 후 733,427건). 수집 기준: 특정 카테고리가 40%를 넘지 않게 구성, 본문 200자 미만과 이미지·영상만 있는 기사 제외, 자동 생성용으로는 5문장 이하·50문장 초과 기사 제외</w:t>
+              <w:t xml:space="preserve">중앙일보 외 13개를 포함한 14개 언론사가 2006~2022년에 보도한 정치·경제·사회·생활&amp;문화·IT&amp;과학·세계·연예 7개 카테고리 기사를 저작권 이용 허락을 받아 수집(원시 804,127건에서 정제 후 733,427건). 수집 기준: 특정 카테고리가 40%를 넘지 않게 구성, 본문 200자 미만과 이미지·영상만 있는 기사 제외, 자동 생성용으로는 5문장 이하·50문장 초과 기사 제외</w:t>
             </w:r>
           </w:p>
         </w:tc>
@@ -4722,7 +4722,7 @@
                 <w:sz w:val="19"/>
                 <w:szCs w:val="19"/>
               </w:rPr>
-              <w:t xml:space="preserve">기사 1건당 JSON 1개. 라벨 clickbaitClass(0 = 클릭베이트, 1 = 정상), 가공 유형 processType(A = 자동 생성: 기사 간 제목·문장 대체 / D = 직접 생성: 크라우드워커 작성), 패턴 코드, 근거 문장 표시(referSentenceyn, subjectConsistencyYn). 직접 생성은 작업자 1명 → 가공검수자 1명 → 품질검수자 3명(2명 이상 통과 시 최종 완료) → 전문기관 3차 검수 → TTA 최종 점검. 주석자 간 일치도(κ 등)는 공개되어 있지 않고 검수자 다수결과 품질 기준(구문 정확성 99.5% 이상, 의미 정확성 90% 이상)으로 관리</w:t>
+              <w:t xml:space="preserve">기사 1건당 JSON 1개. 라벨 clickbaitClass(0 = 클릭베이트, 1 = 정상), 가공 유형 processType(A = 자동 생성: 기사 간 제목·문장 대체 / D = 직접 생성: 크라우드워커 작성), 패턴 코드, 근거 문장 표시(referSentenceyn, subjectConsistencyYn). 직접 생성은 작업자 1명, 가공검수자 1명, 품질검수자 3명(2명 이상 통과 시 최종 완료), 전문기관 3차 검수, TTA 최종 점검 순으로 진행. 주석자 간 일치도(κ 등)는 공개되어 있지 않고 검수자 다수결과 품질 기준(구문 정확성 99.5% 이상, 의미 정확성 90% 이상)으로 관리</w:t>
             </w:r>
           </w:p>
         </w:tc>
@@ -4773,7 +4773,7 @@
                 <w:sz w:val="19"/>
                 <w:szCs w:val="19"/>
               </w:rPr>
-              <w:t xml:space="preserve">① 기사 ID 고유성·Training/Validation 중복 검사(완료: 660,085건 모두 고유, 중복 없음) ② 필수 필드 결측 점검 ③ 라벨 정규화(0 → 클릭베이트) ④ Part1/Part2 입력 조립(§4-3) ⑤ 변형 유형·카테고리 슬라이스 태깅(§4-7)</w:t>
+              <w:t xml:space="preserve">① 기사 ID 고유성·Training/Validation 중복 검사(완료: 660,085건 모두 고유, 중복 없음) ② 필수 필드 결측 점검 ③ 라벨 정규화(0을 클릭베이트로) ④ Part1/Part2 입력 조립(§4-3) ⑤ 변형 유형·카테고리 슬라이스 태깅(§4-7)</w:t>
             </w:r>
           </w:p>
         </w:tc>
@@ -5522,7 +5522,7 @@
         <w:rPr>
           <w:rFonts w:ascii="맑은 고딕" w:cs="맑은 고딕" w:eastAsia="맑은 고딕" w:hAnsi="맑은 고딕"/>
         </w:rPr>
-        <w:t xml:space="preserve">두 데이터는 언어와 구조가 달라 병합하지 않고 목적별로 나누어 쓴다. 메인은 66만 건 규모와 변형 유형·카테고리 정보가 있어 분할과 보정, 슬라이스 분석의 기준이 되고, 보조는 건마다 판단자 5명의 강도 값이 있어 AI와 사람의 판단 비교와 검토 기준 설정에 맞다. 수집·주석 세부는 공식 설명서로 확인한 뒤 확정하며, 확인되지 않은 항목을 추정으로 채우지 않았다.</w:t>
+        <w:t xml:space="preserve">두 데이터는 언어와 구조가 달라 병합하지 않고 목적별로 나누어 쓴다. 메인은 66만 건 규모와 변형 유형·카테고리 정보가 있어 분할과 보정, 슬라이스 분석의 기준이 되고, 보조는 건마다 판단자 5명의 강도 값이 있어 AI와 사람의 판단 비교와 검토 기준 설정에 맞다. 수집·주석 세부는 공식 설명서와 AI-Hub 소개 페이지에서 확인한 내용만 적었다.</w:t>
       </w:r>
     </w:p>
     <w:p>
@@ -9199,7 +9199,7 @@
                 <w:sz w:val="19"/>
                 <w:szCs w:val="19"/>
               </w:rPr>
-              <w:t xml:space="preserve">clickbaitClass 0 → 클릭베이트(양성), 1 → 정상. 코드가 일반 관행과 반대이므로 파일명이 아니라 필드 값으로 판별하고, 모든 코드에서 양성 정의를 한 곳에서 관리</w:t>
+              <w:t xml:space="preserve">clickbaitClass 0은 클릭베이트(양성), 1은 정상. 코드가 일반 관행과 반대이므로 파일명이 아니라 필드 값으로 판별하고, 모든 코드에서 양성 정의를 한 곳에서 관리</w:t>
             </w:r>
           </w:p>
         </w:tc>
@@ -9454,7 +9454,7 @@
                 <w:sz w:val="19"/>
                 <w:szCs w:val="19"/>
               </w:rPr>
-              <w:t xml:space="preserve">본문 누락·언어 혼재 등 입력 이상은 모델 입력 전에 걸러 “판단 보류”로 처리(RISK-05)</w:t>
+              <w:t xml:space="preserve">본문 누락·언어 혼재 등 입력 이상은 모델 입력 전에 걸러 판단 보류로 처리(RISK-05)</w:t>
             </w:r>
           </w:p>
         </w:tc>
@@ -9478,7 +9478,7 @@
         <w:spacing w:after="120" w:before="240"/>
       </w:pPr>
       <w:r>
-        <w:t xml:space="preserve">4-4. 데이터 활용 흐름 — 어느 단계에서 어떤 데이터를 쓰는가</w:t>
+        <w:t xml:space="preserve">4-4. 데이터 활용 흐름, 어느 단계에서 어떤 데이터를 쓰는가</w:t>
       </w:r>
     </w:p>
     <w:tbl>
@@ -10031,7 +10031,7 @@
                 <w:sz w:val="19"/>
                 <w:szCs w:val="19"/>
               </w:rPr>
-              <w:t xml:space="preserve">메인 Training → dev + 보정, 메인 Validation → 테스트</w:t>
+              <w:t xml:space="preserve">메인 Training은 dev와 보정, 메인 Validation은 테스트</w:t>
             </w:r>
           </w:p>
         </w:tc>
@@ -10740,7 +10740,7 @@
         <w:spacing w:after="120" w:before="240"/>
       </w:pPr>
       <w:r>
-        <w:t xml:space="preserve">4-5. 분할 계획과 표본 크기 — 비율이 아니라 통계로 크기를 정한다</w:t>
+        <w:t xml:space="preserve">4-5. 분할 계획과 표본 크기, 비율이 아니라 통계로 크기를 정한다</w:t>
       </w:r>
     </w:p>
     <w:p>
@@ -12114,7 +12114,7 @@
           <w:sz w:val="18"/>
           <w:szCs w:val="18"/>
         </w:rPr>
-        <w:t xml:space="preserve">보정 셋 크기는 계산 후 불규칙한 증가를 피하려고 “이 값 이상이면 모두 성립하는 최소값”으로 보고했다. 전체 66만 건을 모두 쓰지 않고 위 공식으로 정한 크기만 사용하며, A.X 추론 비용도 크기를 제한하는 요인이다.</w:t>
+        <w:t xml:space="preserve">보정 셋 크기는 계산 후 불규칙한 증가를 피하려고 이 값 이상이면 모두 성립하는 최소값으로 보고했다. 전체 66만 건을 모두 쓰지 않고 위 공식으로 정한 크기만 사용하며, A.X 추론 비용도 크기를 제한하는 요인이다.</w:t>
       </w:r>
     </w:p>
     <w:p>
@@ -13016,7 +13016,7 @@
           <w:sz w:val="18"/>
           <w:szCs w:val="18"/>
         </w:rPr>
-        <w:t xml:space="preserve">완전성, 개인정보 항목은 데이터가 이 작업 환경이 아닌 팀원 컴퓨터에 있어 본선에서 측정한다. 현재 값은 직접 확인한 항목만 기재했다.</w:t>
+        <w:t xml:space="preserve">완전성과 개인정보 항목은 본선에서 전체 파일로 측정한다. 현재 값은 확인을 마친 항목만 기재했다.</w:t>
       </w:r>
     </w:p>
     <w:p>
@@ -14774,7 +14774,7 @@
                 <w:sz w:val="19"/>
                 <w:szCs w:val="19"/>
               </w:rPr>
-              <w:t xml:space="preserve">보장은 “제공된 라벨 기준”임을 명시하고, 라벨 재검수 표본(BaseKit 7 감사 표본 공식)으로 오류율을 추정해 보고, 기준 이탈 시 보정 데이터에서 제외</w:t>
+              <w:t xml:space="preserve">보장은 제공된 라벨 기준임을 명시하고, 라벨 재검수 표본(BaseKit 7 감사 표본 공식)으로 오류율을 추정해 보고, 기준 이탈 시 보정 데이터에서 제외</w:t>
             </w:r>
           </w:p>
         </w:tc>
@@ -15478,7 +15478,7 @@
                 <w:sz w:val="19"/>
                 <w:szCs w:val="19"/>
               </w:rPr>
-              <w:t xml:space="preserve">데이터과학자 → AI기획자</w:t>
+              <w:t xml:space="preserve">데이터과학자에서 AI기획자로</w:t>
             </w:r>
           </w:p>
         </w:tc>
@@ -15621,7 +15621,7 @@
                 <w:sz w:val="19"/>
                 <w:szCs w:val="19"/>
               </w:rPr>
-              <w:t xml:space="preserve">데이터과학자 → AI기획자</w:t>
+              <w:t xml:space="preserve">데이터과학자에서 AI기획자로</w:t>
             </w:r>
           </w:p>
         </w:tc>
@@ -15764,7 +15764,7 @@
                 <w:sz w:val="19"/>
                 <w:szCs w:val="19"/>
               </w:rPr>
-              <w:t xml:space="preserve">데이터과학자 → AI기획자</w:t>
+              <w:t xml:space="preserve">데이터과학자에서 AI기획자로</w:t>
             </w:r>
           </w:p>
         </w:tc>
@@ -15907,7 +15907,7 @@
                 <w:sz w:val="19"/>
                 <w:szCs w:val="19"/>
               </w:rPr>
-              <w:t xml:space="preserve">AI엔지니어 → AI기획자</w:t>
+              <w:t xml:space="preserve">AI엔지니어에서 AI기획자로</w:t>
             </w:r>
           </w:p>
         </w:tc>
@@ -16050,7 +16050,7 @@
                 <w:sz w:val="19"/>
                 <w:szCs w:val="19"/>
               </w:rPr>
-              <w:t xml:space="preserve">AI기획자 → 멘토</w:t>
+              <w:t xml:space="preserve">AI기획자에서 멘토로</w:t>
             </w:r>
           </w:p>
         </w:tc>
@@ -16193,7 +16193,7 @@
                 <w:sz w:val="19"/>
                 <w:szCs w:val="19"/>
               </w:rPr>
-              <w:t xml:space="preserve">AI엔지니어 → AI기획자 → 멘토</w:t>
+              <w:t xml:space="preserve">AI엔지니어에서 AI기획자, 멘토로</w:t>
             </w:r>
           </w:p>
         </w:tc>
@@ -16234,7 +16234,7 @@
         <w:rPr>
           <w:rFonts w:ascii="맑은 고딕" w:cs="맑은 고딕" w:eastAsia="맑은 고딕" w:hAnsi="맑은 고딕"/>
         </w:rPr>
-        <w:t xml:space="preserve">제공된 두 데이터를 병합하지 않고 목적별로 나누어 쓰며, 모든 크기와 기준은 통계 공식과 정책 파라미터로 정하고 임의의 숫자를 쓰지 않는다. 확인되지 않은 항목은 추정하지 않고 확인 대상으로 남겼으며, 본선에서 측정·산출할 파일을 단계별로 지정했다.</w:t>
+        <w:t xml:space="preserve">제공된 두 데이터를 병합하지 않고 목적별로 나누어 쓰며, 표본 크기와 기준은 통계 공식과 정책 값으로 정했다. 아직 확인하지 못한 항목은 본선에서 측정하도록 남겨 두었고, 측정 결과를 담을 파일을 단계별로 지정했다.</w:t>
       </w:r>
     </w:p>
     <w:p>
@@ -16529,7 +16529,7 @@
                 <w:sz w:val="19"/>
                 <w:szCs w:val="19"/>
               </w:rPr>
-              <w:t xml:space="preserve">정해진 형식을 벗어난 출력은 폐기하고 “판단 보류”로 처리해 사람에게 전달(RISK-08)</w:t>
+              <w:t xml:space="preserve">정해진 형식을 벗어난 출력은 폐기하고 판단 보류로 처리해 사람에게 전달(RISK-08)</w:t>
             </w:r>
           </w:p>
         </w:tc>
@@ -16581,7 +16581,7 @@
         <w:rPr>
           <w:rFonts w:ascii="맑은 고딕" w:cs="맑은 고딕" w:eastAsia="맑은 고딕" w:hAnsi="맑은 고딕"/>
         </w:rPr>
-        <w:t xml:space="preserve">① 기사 입력(제목+본문) → ② 전처리(입력 이상 필터링, 본문은 데이터로 격리) → ③ A.X 4.0 Light 판단(클릭베이트 여부+라벨 확률+근거)</w:t>
+        <w:t xml:space="preserve">① 기사 입력(제목+본문), ② 전처리(입력 이상 필터링, 본문은 데이터로 격리), ③ A.X 4.0 Light 판단(클릭베이트 여부+라벨 확률+근거)</w:t>
       </w:r>
     </w:p>
     <w:p>
@@ -16613,7 +16613,7 @@
         <w:rPr>
           <w:rFonts w:ascii="맑은 고딕" w:cs="맑은 고딕" w:eastAsia="맑은 고딕" w:hAnsi="맑은 고딕"/>
         </w:rPr>
-        <w:t xml:space="preserve">⑤ 판단 결과를 검토자 큐로 전달 → ⑥ 인간 검토·개입(승인/경고/보류/반려/외부 출처 확인) → ⑦ 기록 → ⑧ 후속 조치·피드백(보정 셋 갱신, α 재검토)</w:t>
+        <w:t xml:space="preserve">⑤ 판단 결과를 검토자 큐로 전달, ⑥ 인간 검토·개입(승인/경고/보류/반려/외부 출처 확인), ⑦ 기록, ⑧ 후속 조치·피드백(보정 셋 갱신, α 재검토)</w:t>
       </w:r>
     </w:p>
     <w:p>
@@ -17011,7 +17011,7 @@
                 <w:sz w:val="19"/>
                 <w:szCs w:val="19"/>
               </w:rPr>
-              <w:t xml:space="preserve">전처리 → AI 판단</w:t>
+              <w:t xml:space="preserve">전처리와 AI 판단</w:t>
             </w:r>
           </w:p>
         </w:tc>
@@ -17062,7 +17062,7 @@
                 <w:sz w:val="19"/>
                 <w:szCs w:val="19"/>
               </w:rPr>
-              <w:t xml:space="preserve">AI 판단 → 카테고리 분기</w:t>
+              <w:t xml:space="preserve">AI 판단과 카테고리 분기</w:t>
             </w:r>
           </w:p>
         </w:tc>
@@ -17113,7 +17113,7 @@
                 <w:sz w:val="19"/>
                 <w:szCs w:val="19"/>
               </w:rPr>
-              <w:t xml:space="preserve">AI 판단 → 애매 구간 판정</w:t>
+              <w:t xml:space="preserve">AI 판단과 애매 구간 판정</w:t>
             </w:r>
           </w:p>
         </w:tc>
@@ -17164,7 +17164,7 @@
                 <w:sz w:val="19"/>
                 <w:szCs w:val="19"/>
               </w:rPr>
-              <w:t xml:space="preserve">분기 → 우선순위 매트릭스</w:t>
+              <w:t xml:space="preserve">분기와 우선순위 매트릭스</w:t>
             </w:r>
           </w:p>
         </w:tc>
@@ -17187,7 +17187,7 @@
                 <w:sz w:val="19"/>
                 <w:szCs w:val="19"/>
               </w:rPr>
-              <w:t xml:space="preserve">같은 “검토 필요”도 급한 정도가 다르므로 검토자 자원을 피해가 큰 건에 먼저 배치(RISK-03 완화)</w:t>
+              <w:t xml:space="preserve">같은 검토 필요도 급한 정도가 다르므로 검토자 자원을 피해가 큰 건에 먼저 배치(RISK-03 완화)</w:t>
             </w:r>
           </w:p>
         </w:tc>
@@ -17215,7 +17215,7 @@
                 <w:sz w:val="19"/>
                 <w:szCs w:val="19"/>
               </w:rPr>
-              <w:t xml:space="preserve">매트릭스 → 검토자 큐</w:t>
+              <w:t xml:space="preserve">매트릭스와 검토자 큐</w:t>
             </w:r>
           </w:p>
         </w:tc>
@@ -17266,7 +17266,7 @@
                 <w:sz w:val="19"/>
                 <w:szCs w:val="19"/>
               </w:rPr>
-              <w:t xml:space="preserve">검토자 큐 → 인간 개입</w:t>
+              <w:t xml:space="preserve">검토자 큐와 인간 개입</w:t>
             </w:r>
           </w:p>
         </w:tc>
@@ -17317,7 +17317,7 @@
                 <w:sz w:val="19"/>
                 <w:szCs w:val="19"/>
               </w:rPr>
-              <w:t xml:space="preserve">인간 개입 → 기록·피드백</w:t>
+              <w:t xml:space="preserve">인간 개입과 기록·피드백</w:t>
             </w:r>
           </w:p>
         </w:tc>
@@ -17340,7 +17340,7 @@
                 <w:sz w:val="19"/>
                 <w:szCs w:val="19"/>
               </w:rPr>
-              <w:t xml:space="preserve">개별 결정으로 끝내지 않고 누적해 BK02 임계값·잔여 위험 재검토 입력으로 사용 — 파이프라인은 선형이 아니라 BK02로 되돌아가는 순환 구조</w:t>
+              <w:t xml:space="preserve">개별 결정으로 끝내지 않고 누적해 BK02 임계값·잔여 위험 재검토 입력으로 사용, 파이프라인은 선형이 아니라 BK02로 되돌아가는 순환 구조</w:t>
             </w:r>
           </w:p>
         </w:tc>
@@ -17584,7 +17584,7 @@
                 <w:sz w:val="19"/>
                 <w:szCs w:val="19"/>
               </w:rPr>
-              <w:t xml:space="preserve">C(x) = { y : 1 − p̂(y | x) ≤ q̂_y }. 두 클래스를 모두 포함하거나 공집합이면 “애매”로 보고 자동판정하지 않고 인간에게 이관</w:t>
+              <w:t xml:space="preserve">C(x) = { y : 1 − p̂(y | x) ≤ q̂_y }. 두 클래스를 모두 포함하거나 공집합이면 애매로 보고 자동판정하지 않고 인간에게 이관</w:t>
             </w:r>
           </w:p>
         </w:tc>
@@ -18294,7 +18294,7 @@
                 <w:sz w:val="19"/>
                 <w:szCs w:val="19"/>
               </w:rPr>
-              <w:t xml:space="preserve">모든 “클릭베이트” 판정에는 근거(불일치 구간)가 함께 제공</w:t>
+              <w:t xml:space="preserve">모든 클릭베이트 판정에는 근거(불일치 구간)가 함께 제공</w:t>
             </w:r>
           </w:p>
         </w:tc>
@@ -18562,7 +18562,7 @@
                 <w:sz w:val="19"/>
                 <w:szCs w:val="19"/>
               </w:rPr>
-              <w:t xml:space="preserve">입력 전처리 단계에서 사전 필터링, 실패 시 “판단 보류” 반환</w:t>
+              <w:t xml:space="preserve">입력 전처리 단계에서 사전 필터링, 실패 시 판단 보류 반환</w:t>
             </w:r>
           </w:p>
         </w:tc>
@@ -18779,7 +18779,7 @@
                 <w:sz w:val="19"/>
                 <w:szCs w:val="19"/>
               </w:rPr>
-              <w:t xml:space="preserve">모든 판정 결과에 “사실 여부는 검증하지 않음” 고지 표시</w:t>
+              <w:t xml:space="preserve">모든 판정 결과에 사실 여부는 검증하지 않음 고지 표시</w:t>
             </w:r>
           </w:p>
         </w:tc>
@@ -19361,7 +19361,7 @@
                 <w:sz w:val="19"/>
                 <w:szCs w:val="19"/>
               </w:rPr>
-              <w:t xml:space="preserve">성능은 유형별로 분해해 보고하고, 보장은 “이 데이터 분포에 한해”임을 명시</w:t>
+              <w:t xml:space="preserve">성능은 유형별로 분해해 보고하고, 보장은 이 데이터 분포에 한해임을 명시</w:t>
             </w:r>
           </w:p>
         </w:tc>
@@ -19506,7 +19506,7 @@
         <w:rPr>
           <w:rFonts w:ascii="맑은 고딕" w:cs="맑은 고딕" w:eastAsia="맑은 고딕" w:hAnsi="맑은 고딕"/>
         </w:rPr>
-        <w:t xml:space="preserve">MDL-01은 상세, MDL-02·03은 구성 요소별 요약이다. 목표치는 시험 결과로 충족/미충족을 가를 수 있는 값이며, 근거가 적힌 것 외에는 ‘가정’(본선 dev 결과와 팀 합의로 확정)이다.</w:t>
+        <w:t xml:space="preserve">MDL-01은 상세, MDL-02·03은 구성 요소별 요약이다. 목표치는 시험 결과로 충족/미충족을 가를 수 있는 값이며, 근거가 적힌 것 외에는 가정(본선 dev 결과와 팀 합의로 확정)이다.</w:t>
       </w:r>
     </w:p>
     <w:p>
@@ -19520,7 +19520,7 @@
           <w:b/>
           <w:bCs/>
         </w:rPr>
-        <w:t xml:space="preserve">MDL-01 · 클릭베이트 판단 모델 (A.X 4.0 Light + 클래스 조건부 conformal) — 대응: IMPACT-01, 02, 03 / RISK-01, 02, 03, 13</w:t>
+        <w:t xml:space="preserve">MDL-01 · 클릭베이트 판단 모델 (A.X 4.0 Light + 클래스 조건부 conformal), 대응: IMPACT-01, 02, 03 / RISK-01, 02, 03, 13</w:t>
       </w:r>
     </w:p>
     <w:tbl>
@@ -19638,7 +19638,7 @@
                 <w:sz w:val="19"/>
                 <w:szCs w:val="19"/>
               </w:rPr>
-              <w:t xml:space="preserve">모델 출력이 ‘자동 통과 / 확정 후보로 검토 / 애매로 이관’ 중 어느 처리로 이어질지 정한다. 최종 게시 결정은 사람</w:t>
+              <w:t xml:space="preserve">모델 출력이 자동 통과 / 확정 후보로 검토 / 애매로 이관 중 어느 처리로 이어질지 정한다. 최종 게시 결정은 사람</w:t>
             </w:r>
           </w:p>
         </w:tc>
@@ -19740,7 +19740,7 @@
                 <w:sz w:val="19"/>
                 <w:szCs w:val="19"/>
               </w:rPr>
-              <w:t xml:space="preserve">판정은 점추정이 아니라 신뢰구간으로 한다. (1) 클릭베이트 클래스 조건부 커버리지(자동 통과되지 않는 비율)의 Clopper–Pearson 95% 구간 하한 ≥ 0.93 (= 1−α−ε, α=0.05 A5, ε=0.02), Auto와 Direct 각각 충족. (2) 정상 기사 중 ‘확정 클릭베이트’로 판정되는 비율(오탐률)의 95% 구간 상한 ≤ 0.05 (가정). (3) 이관율의 95% 구간 상한 ≤ 0.30 (= C/N = 300/1,000, A1·A4), π 구간 양끝에서 모두 충족. (4) 확률 품질 ECE ≤ 0.10 (가정). (5) 근거 문장 일치 F1 ≥ 0.50 (가정, 근거 라벨이 있는 건). 하나라도 미달이면 해당 구성은 승인하지 않는다</w:t>
+              <w:t xml:space="preserve">판정은 점추정이 아니라 신뢰구간으로 한다. (1) 클릭베이트 클래스 조건부 커버리지(자동 통과되지 않는 비율)의 Clopper–Pearson 95% 구간 하한 ≥ 0.93 (= 1−α−ε, α=0.05 A5, ε=0.02), Auto와 Direct 각각 충족. (2) 정상 기사 중 확정 클릭베이트로 판정되는 비율(오탐률)의 95% 구간 상한 ≤ 0.05 (가정). (3) 이관율의 95% 구간 상한 ≤ 0.30 (= C/N = 300/1,000, A1·A4), π 구간 양끝에서 모두 충족. (4) 확률 품질 ECE ≤ 0.10 (가정). (5) 근거 문장 일치 F1 ≥ 0.50 (가정, 근거 라벨이 있는 건). 하나라도 미달이면 해당 구성은 승인하지 않는다</w:t>
             </w:r>
           </w:p>
         </w:tc>
@@ -20452,7 +20452,7 @@
                 <w:sz w:val="19"/>
                 <w:szCs w:val="19"/>
               </w:rPr>
-              <w:t xml:space="preserve">입력 품질 저하·학습 범위 밖 입력(영어, 짧은 본문, 매우 긴 본문) → 판단 보류. 모델 호출 실패·중단 → 안전 모드로 전 건 인간 검토(OPS-04)</w:t>
+              <w:t xml:space="preserve">입력 품질 저하·학습 범위 밖 입력(영어, 짧은 본문, 매우 긴 본문)은 판단 보류로 처리한다. 모델 호출 실패·중단 시 안전 모드로 전 건을 인간 검토한다(OPS-04)</w:t>
             </w:r>
           </w:p>
         </w:tc>
@@ -20916,7 +20916,7 @@
         <w:rPr>
           <w:rFonts w:ascii="맑은 고딕" w:cs="맑은 고딕" w:eastAsia="맑은 고딕" w:hAnsi="맑은 고딕"/>
         </w:rPr>
-        <w:t xml:space="preserve">인간 감독을 “사람이 결과를 최종 확인”하는 것으로 한정하지 않고 다음 프로세스 전체로 설계·구현할 계획이다: AI 판단 → Trigger·Condition → Human Review/Intervention → Resulting Action → Record → Feedback/Update.</w:t>
+        <w:t xml:space="preserve">인간 감독을 사람이 결과를 최종 확인하는 것으로 한정하지 않고 다음 프로세스 전체로 설계·구현할 계획이다: AI 판단, 조건 확인(Trigger·Condition), 사람의 검토·개입(Human Review/Intervention), 조치(Resulting Action), 기록(Record), 환류(Feedback/Update) 순으로 이어진다.</w:t>
       </w:r>
     </w:p>
     <w:p>
@@ -23080,7 +23080,7 @@
                 <w:sz w:val="19"/>
                 <w:szCs w:val="19"/>
               </w:rPr>
-              <w:t xml:space="preserve">정치·경제 카테고리 식별 시 / 우선순위 “높음” / conformal 예측집합 애매 / 인용문·풍자 등 예외 시나리오</w:t>
+              <w:t xml:space="preserve">정치·경제 카테고리 식별 시 / 우선순위 높음 / conformal 예측집합 애매 / 인용문·풍자 등 예외 시나리오</w:t>
             </w:r>
           </w:p>
         </w:tc>
@@ -23182,7 +23182,7 @@
                 <w:sz w:val="19"/>
                 <w:szCs w:val="19"/>
               </w:rPr>
-              <w:t xml:space="preserve">원문, AI 판단 결과, 확률, 판정 근거, 트리거 사유, 고지 문구(“본 판단은 제목-본문 일치성과 본문 주제 일관성에 한하며 본문 내용의 사실 여부는 검증하지 않음”)</w:t>
+              <w:t xml:space="preserve">원문, AI 판단 결과, 확률, 판정 근거, 트리거 사유, 고지 문구(본 판단은 제목-본문 일치성과 본문 주제 일관성에 한하며 본문 내용의 사실 여부는 검증하지 않음)</w:t>
             </w:r>
           </w:p>
         </w:tc>
@@ -23657,7 +23657,7 @@
         <w:rPr>
           <w:rFonts w:ascii="맑은 고딕" w:cs="맑은 고딕" w:eastAsia="맑은 고딕" w:hAnsi="맑은 고딕"/>
         </w:rPr>
-        <w:t xml:space="preserve">이 절차의 목적은 “다수결”이 아니라, 판단의 책임 소재를 명확히 하면서도 민감한 사안은 더 신중한 절차로 흘러가게 하는 것이다.</w:t>
+        <w:t xml:space="preserve">이 절차의 목적은 다수결이 아니라, 판단의 책임 소재를 명확히 하면서도 민감한 사안은 더 신중한 절차로 흘러가게 하는 것이다.</w:t>
       </w:r>
     </w:p>
     <w:p>
@@ -24152,7 +24152,7 @@
                 <w:sz w:val="19"/>
                 <w:szCs w:val="19"/>
               </w:rPr>
-              <w:t xml:space="preserve">검토 → 재보정 → 해소되지 않으면 자동 통과 중지(HO-03, HO-04). 데이터과학자가 24시간 내 AI기획자에게 보고</w:t>
+              <w:t xml:space="preserve">검토 후 재보정하고, 해소되지 않으면 자동 통과 중지(HO-03, HO-04). 데이터과학자가 24시간 내 AI기획자에게 보고</w:t>
             </w:r>
           </w:p>
         </w:tc>
@@ -24438,7 +24438,7 @@
                 <w:sz w:val="19"/>
                 <w:szCs w:val="19"/>
               </w:rPr>
-              <w:t xml:space="preserve">검토 또는 즉시 중단(HO 즉시 중단 기준). 보고: AI엔지니어 → AI기획자 즉시</w:t>
+              <w:t xml:space="preserve">검토 또는 즉시 중단(HO 즉시 중단 기준). 보고: AI엔지니어가 AI기획자에게 즉시</w:t>
             </w:r>
           </w:p>
         </w:tc>
@@ -24931,7 +24931,7 @@
                 <w:sz w:val="19"/>
                 <w:szCs w:val="19"/>
               </w:rPr>
-              <w:t xml:space="preserve">원인 확인 → 소규모 감사 표본 재검증 → AI기획자 승인 → 재개. 변경이 원인이면 이전 승인 구성(CONF-v1)으로 되돌림</w:t>
+              <w:t xml:space="preserve">원인을 확인하고 소규모 감사 표본으로 재검증한 뒤 AI기획자가 승인하면 재개한다. 변경이 원인이면 이전 승인 구성(CONF-v1)으로 되돌림</w:t>
             </w:r>
           </w:p>
         </w:tc>
@@ -25430,7 +25430,7 @@
                 <w:sz w:val="19"/>
                 <w:szCs w:val="19"/>
               </w:rPr>
-              <w:t xml:space="preserve">(1) 한국어 보정 q̂를 영어 Webis에 적용했을 때 커버리지가 얼마나 깨지는지 실측(교환가능성 전제의 한계 확인), (2) A.X 클릭베이트 확률과 truthMean의 순위상관(Spearman), (3) 판단자 5명의 표준편차가 중앙값(0.267) 초과인 기사를 “사람도 애매한 기사”로 정의하고(분위수 기반, 임의 숫자 아님) 예측집합 애매 여부가 이를 얼마나 구분하는지 AUROC로 평가, (4) 한국어 입력 대비 영어 입력 성능 격차 분해(RISK-10)</w:t>
+              <w:t xml:space="preserve">(1) 한국어 보정 q̂를 영어 Webis에 적용했을 때 커버리지가 얼마나 깨지는지 실측(교환가능성 전제의 한계 확인), (2) A.X 클릭베이트 확률과 truthMean의 순위상관(Spearman), (3) 판단자 5명의 표준편차가 중앙값(0.267) 초과인 기사를 사람도 애매한 기사로 정의하고(분위수 기반, 임의 숫자 아님) 예측집합 애매 여부가 이를 얼마나 구분하는지 AUROC로 평가, (4) 한국어 입력 대비 영어 입력 성능 격차 분해(RISK-10)</w:t>
             </w:r>
           </w:p>
         </w:tc>
@@ -25639,7 +25639,7 @@
         <w:rPr>
           <w:rFonts w:ascii="맑은 고딕" w:cs="맑은 고딕" w:eastAsia="맑은 고딕" w:hAnsi="맑은 고딕"/>
         </w:rPr>
-        <w:t xml:space="preserve">“민감 주제” 기준은 과탐지·누락 사례를 모니터링해 지속 보완한다</w:t>
+        <w:t xml:space="preserve">민감 주제 기준은 과탐지·누락 사례를 모니터링해 지속 보완한다</w:t>
       </w:r>
     </w:p>
     <w:p>
@@ -26313,7 +26313,7 @@
                 <w:sz w:val="19"/>
                 <w:szCs w:val="19"/>
               </w:rPr>
-              <w:t xml:space="preserve">파일럿 처리 시간 측정 → 사후분포로 추정</w:t>
+              <w:t xml:space="preserve">파일럿 처리 시간을 측정해 사후분포로 추정</w:t>
             </w:r>
           </w:p>
         </w:tc>
